--- a/rapports/2026-06-06/EQ4/EQ4_enq3_v2/DR_015201010085/35-49-13-37.docx
+++ b/rapports/2026-06-06/EQ4/EQ4_enq3_v2/DR_015201010085/35-49-13-37.docx
@@ -297,7 +297,7 @@
           <w:color w:val="1F6FEB"/>
           <w:sz w:val="22"/>
         </w:rPr>
-        <w:t>⚠ INCOHÉRENCES À CORRIGER (26)</w:t>
+        <w:t>⚠ INCOHÉRENCES À CORRIGER (25)</w:t>
       </w:r>
     </w:p>
     <w:tbl>
@@ -575,7 +575,7 @@
                 <w:i w:val="0"/>
                 <w:sz w:val="17"/>
               </w:rPr>
-              <w:t>incoherent! Il manque des informations non renseignées (4 question(s) de  Aida seck) , prière de renseigner toutes les questions liées à  Aida seck .</w:t>
+              <w:t>incoherent! Il manque des informations non renseignées (3 question(s) de  Daba Kebe) , prière de renseigner toutes les questions liées à  Daba Kebe .</w:t>
             </w:r>
           </w:p>
         </w:tc>
@@ -665,7 +665,7 @@
                 <w:i w:val="0"/>
                 <w:sz w:val="17"/>
               </w:rPr>
-              <w:t>incoherent! Il manque des informations non renseignées (3 question(s) de  Daba Kebe) , prière de renseigner toutes les questions liées à  Daba Kebe .</w:t>
+              <w:t>incoherent! Il manque des informations non renseignées (4 question(s) de  Aida seck) , prière de renseigner toutes les questions liées à  Aida seck .</w:t>
             </w:r>
           </w:p>
         </w:tc>
@@ -1026,96 +1026,6 @@
                 <w:sz w:val="17"/>
               </w:rPr>
               <w:t>Attention! Il manque des informations non renseignées dans la section 0, prière de regarder toutes les autres informations dans l'identification du ménage (IDENTIFICATION ET RENSEIGNEMENTS DE CONTROLE) ou dans OBSERVATIONS pour pouvoir renseigné toutes les questions liées au ménage.</w:t>
-            </w:r>
-          </w:p>
-        </w:tc>
-      </w:tr>
-      <w:tr>
-        <w:tc>
-          <w:tcPr>
-            <w:tcW w:type="dxa" w:w="964"/>
-          </w:tcPr>
-          <w:p>
-            <w:r>
-              <w:rPr>
-                <w:b/>
-                <w:i w:val="0"/>
-                <w:color w:val="EA580C"/>
-                <w:sz w:val="16"/>
-              </w:rPr>
-              <w:t>Moyenne</w:t>
-            </w:r>
-          </w:p>
-        </w:tc>
-        <w:tc>
-          <w:tcPr>
-            <w:tcW w:type="dxa" w:w="1247"/>
-          </w:tcPr>
-          <w:p>
-            <w:r>
-              <w:rPr>
-                <w:b/>
-                <w:i w:val="0"/>
-                <w:sz w:val="16"/>
-              </w:rPr>
-              <w:t>S01</w:t>
-              <w:br/>
-            </w:r>
-            <w:r>
-              <w:rPr>
-                <w:b w:val="0"/>
-                <w:i w:val="0"/>
-                <w:color w:val="64748B"/>
-                <w:sz w:val="14"/>
-              </w:rPr>
-              <w:t>Démographie</w:t>
-            </w:r>
-          </w:p>
-        </w:tc>
-        <w:tc>
-          <w:tcPr>
-            <w:tcW w:type="dxa" w:w="1531"/>
-          </w:tcPr>
-          <w:p>
-            <w:r>
-              <w:rPr>
-                <w:b/>
-                <w:i w:val="0"/>
-                <w:color w:val="16A34A"/>
-                <w:sz w:val="16"/>
-              </w:rPr>
-              <w:t>s00q27, s01q03a, s01q03b, s01q03c, s01q00b</w:t>
-            </w:r>
-          </w:p>
-        </w:tc>
-        <w:tc>
-          <w:tcPr>
-            <w:tcW w:type="dxa" w:w="1191"/>
-          </w:tcPr>
-          <w:p>
-            <w:r>
-              <w:rPr>
-                <w:b w:val="0"/>
-                <w:i w:val="0"/>
-                <w:color w:val="64748B"/>
-                <w:sz w:val="16"/>
-              </w:rPr>
-              <w:t>GT-CQ</w:t>
-            </w:r>
-          </w:p>
-        </w:tc>
-        <w:tc>
-          <w:tcPr>
-            <w:tcW w:type="dxa" w:w="4706"/>
-          </w:tcPr>
-          <w:p>
-            <w:r>
-              <w:rPr>
-                <w:b w:val="0"/>
-                <w:i w:val="0"/>
-                <w:sz w:val="17"/>
-              </w:rPr>
-              <w:t>Les informations sur l'acte de naissance (ni Jours, ni mois et ni années) de  Aida seck  manquent, s'il vous plait pouvez-vous fournir d'effort pour avoir ces informations.</w:t>
             </w:r>
           </w:p>
         </w:tc>
